--- a/TS-Padam/TS-1.4/TS 1.4 Malayalam Pada Paatam Corrections.docx
+++ b/TS-Padam/TS-1.4/TS 1.4 Malayalam Pada Paatam Corrections.docx
@@ -100,10 +100,9 @@
           <w:bCs/>
           <w:sz w:val="32"/>
           <w:szCs w:val="32"/>
-          <w:highlight w:val="red"/>
-          <w:u w:val="single"/>
-        </w:rPr>
-        <w:t>????</w:t>
+          <w:u w:val="single"/>
+        </w:rPr>
+        <w:t>31st July 2025</w:t>
       </w:r>
     </w:p>
     <w:p>
@@ -303,16 +302,7 @@
                 <w:sz w:val="28"/>
                 <w:szCs w:val="28"/>
               </w:rPr>
-              <w:t>46.3</w:t>
-            </w:r>
-            <w:r>
-              <w:rPr>
-                <w:rFonts w:cs="Arial"/>
-                <w:b/>
-                <w:sz w:val="28"/>
-                <w:szCs w:val="28"/>
-              </w:rPr>
-              <w:t xml:space="preserve"> </w:t>
+              <w:t xml:space="preserve">46.3 </w:t>
             </w:r>
             <w:r>
               <w:rPr>
@@ -406,16 +396,7 @@
                 <w:sz w:val="28"/>
                 <w:szCs w:val="28"/>
               </w:rPr>
-              <w:t xml:space="preserve">- </w:t>
-            </w:r>
-            <w:r>
-              <w:rPr>
-                <w:rFonts w:cs="Arial"/>
-                <w:b/>
-                <w:sz w:val="28"/>
-                <w:szCs w:val="28"/>
-              </w:rPr>
-              <w:t>54</w:t>
+              <w:t>- 54</w:t>
             </w:r>
           </w:p>
         </w:tc>
@@ -772,6 +753,16 @@
           <w:u w:val="single"/>
         </w:rPr>
       </w:pPr>
+      <w:r>
+        <w:rPr>
+          <w:b/>
+          <w:bCs/>
+          <w:sz w:val="32"/>
+          <w:szCs w:val="32"/>
+          <w:u w:val="single"/>
+        </w:rPr>
+        <w:t>=============</w:t>
+      </w:r>
     </w:p>
     <w:p>
       <w:pPr>
@@ -798,19 +789,6 @@
           <w:u w:val="single"/>
         </w:rPr>
       </w:pPr>
-    </w:p>
-    <w:p>
-      <w:pPr>
-        <w:spacing w:before="0" w:line="240" w:lineRule="auto"/>
-        <w:jc w:val="center"/>
-        <w:rPr>
-          <w:b/>
-          <w:bCs/>
-          <w:sz w:val="32"/>
-          <w:szCs w:val="32"/>
-          <w:u w:val="single"/>
-        </w:rPr>
-      </w:pPr>
       <w:r>
         <w:rPr>
           <w:b/>
@@ -899,7 +877,7 @@
           <w:szCs w:val="32"/>
           <w:u w:val="single"/>
         </w:rPr>
-        <w:t>31st July 2025</w:t>
+        <w:t>30th June 2024</w:t>
       </w:r>
     </w:p>
     <w:p>
@@ -1092,7 +1070,149 @@
                 <w:szCs w:val="28"/>
                 <w:lang w:val="en-IN"/>
               </w:rPr>
-              <w:t>None</w:t>
+              <w:t>TS 1.4.4</w:t>
+            </w:r>
+            <w:r>
+              <w:rPr>
+                <w:rFonts w:cs="Arial"/>
+                <w:b/>
+                <w:sz w:val="28"/>
+                <w:szCs w:val="28"/>
+                <w:lang w:val="en-IN"/>
+              </w:rPr>
+              <w:t>5</w:t>
+            </w:r>
+            <w:r>
+              <w:rPr>
+                <w:rFonts w:cs="Arial"/>
+                <w:b/>
+                <w:sz w:val="28"/>
+                <w:szCs w:val="28"/>
+                <w:lang w:val="en-IN"/>
+              </w:rPr>
+              <w:t>.</w:t>
+            </w:r>
+            <w:r>
+              <w:rPr>
+                <w:rFonts w:cs="Arial"/>
+                <w:b/>
+                <w:sz w:val="28"/>
+                <w:szCs w:val="28"/>
+                <w:lang w:val="en-IN"/>
+              </w:rPr>
+              <w:t>3</w:t>
+            </w:r>
+            <w:r>
+              <w:rPr>
+                <w:rFonts w:cs="Arial"/>
+                <w:b/>
+                <w:sz w:val="28"/>
+                <w:szCs w:val="28"/>
+                <w:lang w:val="en-IN"/>
+              </w:rPr>
+              <w:t xml:space="preserve"> – </w:t>
+            </w:r>
+            <w:r>
+              <w:rPr>
+                <w:rFonts w:cs="Arial"/>
+                <w:b/>
+                <w:sz w:val="28"/>
+                <w:szCs w:val="28"/>
+                <w:lang w:val="en-IN"/>
+              </w:rPr>
+              <w:t>Vaakyam</w:t>
+            </w:r>
+          </w:p>
+          <w:p>
+            <w:pPr>
+              <w:widowControl w:val="0"/>
+              <w:autoSpaceDE w:val="0"/>
+              <w:autoSpaceDN w:val="0"/>
+              <w:adjustRightInd w:val="0"/>
+              <w:spacing w:before="0" w:line="240" w:lineRule="auto"/>
+              <w:rPr>
+                <w:rFonts w:cs="Arial"/>
+                <w:b/>
+                <w:sz w:val="28"/>
+                <w:szCs w:val="28"/>
+                <w:lang w:val="en-IN"/>
+              </w:rPr>
+            </w:pPr>
+            <w:r>
+              <w:rPr>
+                <w:rFonts w:cs="Arial"/>
+                <w:b/>
+                <w:sz w:val="28"/>
+                <w:szCs w:val="28"/>
+                <w:lang w:val="en-IN"/>
+              </w:rPr>
+              <w:t xml:space="preserve">Line </w:t>
+            </w:r>
+            <w:r>
+              <w:rPr>
+                <w:rFonts w:cs="Arial"/>
+                <w:b/>
+                <w:sz w:val="28"/>
+                <w:szCs w:val="28"/>
+                <w:lang w:val="en-IN"/>
+              </w:rPr>
+              <w:t xml:space="preserve">No. – </w:t>
+            </w:r>
+            <w:r>
+              <w:rPr>
+                <w:rFonts w:cs="Arial"/>
+                <w:b/>
+                <w:sz w:val="28"/>
+                <w:szCs w:val="28"/>
+                <w:lang w:val="en-IN"/>
+              </w:rPr>
+              <w:t>6</w:t>
+            </w:r>
+          </w:p>
+          <w:p>
+            <w:pPr>
+              <w:widowControl w:val="0"/>
+              <w:autoSpaceDE w:val="0"/>
+              <w:autoSpaceDN w:val="0"/>
+              <w:adjustRightInd w:val="0"/>
+              <w:spacing w:before="0" w:line="240" w:lineRule="auto"/>
+              <w:rPr>
+                <w:rFonts w:cs="Arial"/>
+                <w:b/>
+                <w:sz w:val="28"/>
+                <w:szCs w:val="28"/>
+                <w:lang w:val="en-IN"/>
+              </w:rPr>
+            </w:pPr>
+            <w:r>
+              <w:rPr>
+                <w:rFonts w:cs="Arial"/>
+                <w:b/>
+                <w:sz w:val="28"/>
+                <w:szCs w:val="28"/>
+                <w:lang w:val="en-IN"/>
+              </w:rPr>
+              <w:t xml:space="preserve">Panchaati No. - </w:t>
+            </w:r>
+            <w:r>
+              <w:rPr>
+                <w:rFonts w:cs="Arial"/>
+                <w:b/>
+                <w:sz w:val="28"/>
+                <w:szCs w:val="28"/>
+                <w:lang w:val="en-IN"/>
+              </w:rPr>
+              <w:t>5</w:t>
+            </w:r>
+            <w:r>
+              <w:rPr>
+                <w:rFonts w:cs="Arial"/>
+                <w:b/>
+                <w:sz w:val="28"/>
+                <w:szCs w:val="28"/>
+                <w:lang w:val="en-IN"/>
+              </w:rPr>
+              <w:t>1</w:t>
             </w:r>
           </w:p>
         </w:tc>
@@ -1122,13 +1242,44 @@
             </w:pPr>
             <w:r>
               <w:rPr>
-                <w:rFonts w:cs="Arial"/>
-                <w:b/>
-                <w:sz w:val="28"/>
-                <w:szCs w:val="28"/>
-                <w:lang w:val="en-IN"/>
-              </w:rPr>
-              <w:t>None</w:t>
+                <w:rFonts w:ascii="BRH Malayalam Extra" w:hAnsi="BRH Malayalam Extra" w:cs="BRH Malayalam Extra"/>
+                <w:sz w:val="40"/>
+                <w:szCs w:val="36"/>
+              </w:rPr>
+              <w:t>¥Z¥Rx— „</w:t>
+            </w:r>
+            <w:r>
+              <w:rPr>
+                <w:rFonts w:ascii="BRH Malayalam Extra" w:hAnsi="BRH Malayalam Extra" w:cs="BRH Malayalam Extra"/>
+                <w:sz w:val="40"/>
+                <w:szCs w:val="36"/>
+                <w:highlight w:val="yellow"/>
+              </w:rPr>
+              <w:t>sy</w:t>
+            </w:r>
+            <w:r>
+              <w:rPr>
+                <w:rFonts w:ascii="BRH Malayalam Extra" w:hAnsi="BRH Malayalam Extra" w:cs="BRH Malayalam Extra"/>
+                <w:sz w:val="40"/>
+                <w:szCs w:val="36"/>
+              </w:rPr>
+              <w:t xml:space="preserve"> ¥Z¥Rx</w:t>
+            </w:r>
+            <w:r>
+              <w:rPr>
+                <w:rFonts w:ascii="BRH Malayalam Extra" w:hAnsi="BRH Malayalam Extra" w:cs="BRH Malayalam Extra"/>
+                <w:sz w:val="34"/>
+                <w:szCs w:val="36"/>
+              </w:rPr>
+              <w:t>–</w:t>
+            </w:r>
+            <w:r>
+              <w:rPr>
+                <w:rFonts w:ascii="BRH Malayalam Extra" w:hAnsi="BRH Malayalam Extra" w:cs="BRH Malayalam Extra"/>
+                <w:sz w:val="40"/>
+                <w:szCs w:val="36"/>
+              </w:rPr>
+              <w:t xml:space="preserve"> ijy</w:t>
             </w:r>
           </w:p>
         </w:tc>
@@ -1154,13 +1305,52 @@
             </w:pPr>
             <w:r>
               <w:rPr>
-                <w:rFonts w:cs="Arial"/>
-                <w:b/>
-                <w:sz w:val="28"/>
-                <w:szCs w:val="28"/>
-                <w:lang w:val="en-IN"/>
-              </w:rPr>
-              <w:t>None</w:t>
+                <w:rFonts w:ascii="BRH Malayalam Extra" w:hAnsi="BRH Malayalam Extra" w:cs="BRH Malayalam Extra"/>
+                <w:sz w:val="40"/>
+                <w:szCs w:val="36"/>
+              </w:rPr>
+              <w:t>¥Z¥Rx— „</w:t>
+            </w:r>
+            <w:r>
+              <w:rPr>
+                <w:rFonts w:ascii="BRH Malayalam Extra" w:hAnsi="BRH Malayalam Extra" w:cs="BRH Malayalam Extra"/>
+                <w:sz w:val="40"/>
+                <w:szCs w:val="36"/>
+                <w:highlight w:val="green"/>
+              </w:rPr>
+              <w:t>sy</w:t>
+            </w:r>
+            <w:r>
+              <w:rPr>
+                <w:rFonts w:ascii="BRH Malayalam Extra" w:hAnsi="BRH Malayalam Extra" w:cs="BRH Malayalam Extra"/>
+                <w:sz w:val="34"/>
+                <w:szCs w:val="36"/>
+              </w:rPr>
+              <w:t>–</w:t>
+            </w:r>
+            <w:r>
+              <w:rPr>
+                <w:rFonts w:ascii="BRH Malayalam Extra" w:hAnsi="BRH Malayalam Extra" w:cs="BRH Malayalam Extra"/>
+                <w:sz w:val="40"/>
+                <w:szCs w:val="36"/>
+              </w:rPr>
+              <w:t xml:space="preserve"> ¥Z¥Rx</w:t>
+            </w:r>
+            <w:r>
+              <w:rPr>
+                <w:rFonts w:ascii="BRH Malayalam Extra" w:hAnsi="BRH Malayalam Extra" w:cs="BRH Malayalam Extra"/>
+                <w:sz w:val="34"/>
+                <w:szCs w:val="36"/>
+              </w:rPr>
+              <w:t>–</w:t>
+            </w:r>
+            <w:r>
+              <w:rPr>
+                <w:rFonts w:ascii="BRH Malayalam Extra" w:hAnsi="BRH Malayalam Extra" w:cs="BRH Malayalam Extra"/>
+                <w:sz w:val="40"/>
+                <w:szCs w:val="36"/>
+              </w:rPr>
+              <w:t xml:space="preserve"> ijy</w:t>
             </w:r>
           </w:p>
         </w:tc>
@@ -1227,6 +1417,58 @@
           <w:u w:val="single"/>
         </w:rPr>
       </w:pPr>
+    </w:p>
+    <w:p>
+      <w:pPr>
+        <w:spacing w:before="0" w:line="240" w:lineRule="auto"/>
+        <w:jc w:val="center"/>
+        <w:rPr>
+          <w:b/>
+          <w:bCs/>
+          <w:sz w:val="32"/>
+          <w:szCs w:val="32"/>
+          <w:u w:val="single"/>
+        </w:rPr>
+      </w:pPr>
+    </w:p>
+    <w:p>
+      <w:pPr>
+        <w:spacing w:before="0" w:line="240" w:lineRule="auto"/>
+        <w:jc w:val="center"/>
+        <w:rPr>
+          <w:b/>
+          <w:bCs/>
+          <w:sz w:val="32"/>
+          <w:szCs w:val="32"/>
+          <w:u w:val="single"/>
+        </w:rPr>
+      </w:pPr>
+    </w:p>
+    <w:p>
+      <w:pPr>
+        <w:spacing w:before="0" w:line="240" w:lineRule="auto"/>
+        <w:jc w:val="center"/>
+        <w:rPr>
+          <w:b/>
+          <w:bCs/>
+          <w:sz w:val="32"/>
+          <w:szCs w:val="32"/>
+          <w:u w:val="single"/>
+        </w:rPr>
+      </w:pPr>
+    </w:p>
+    <w:p>
+      <w:pPr>
+        <w:spacing w:before="0" w:line="240" w:lineRule="auto"/>
+        <w:jc w:val="center"/>
+        <w:rPr>
+          <w:b/>
+          <w:bCs/>
+          <w:sz w:val="32"/>
+          <w:szCs w:val="32"/>
+          <w:u w:val="single"/>
+        </w:rPr>
+      </w:pPr>
       <w:r>
         <w:rPr>
           <w:b/>
@@ -1235,6 +1477,7 @@
           <w:szCs w:val="32"/>
           <w:u w:val="single"/>
         </w:rPr>
+        <w:lastRenderedPageBreak/>
         <w:t xml:space="preserve">TS Pada Paatam </w:t>
       </w:r>
       <w:r>
@@ -1315,7 +1558,7 @@
           <w:szCs w:val="32"/>
           <w:u w:val="single"/>
         </w:rPr>
-        <w:t>30th June 2024</w:t>
+        <w:t>31st Oct 2023</w:t>
       </w:r>
     </w:p>
     <w:p>
@@ -1391,7 +1634,6 @@
                 <w:sz w:val="32"/>
                 <w:szCs w:val="32"/>
               </w:rPr>
-              <w:lastRenderedPageBreak/>
               <w:t>Reference</w:t>
             </w:r>
           </w:p>
@@ -1414,7 +1656,6 @@
                 <w:sz w:val="32"/>
                 <w:szCs w:val="32"/>
               </w:rPr>
-              <w:lastRenderedPageBreak/>
               <w:t>As Printed</w:t>
             </w:r>
           </w:p>
@@ -1499,68 +1740,43 @@
                 <w:b/>
                 <w:sz w:val="28"/>
                 <w:szCs w:val="28"/>
-                <w:lang w:val="en-IN"/>
-              </w:rPr>
-            </w:pPr>
-            <w:r>
-              <w:rPr>
-                <w:rFonts w:cs="Arial"/>
-                <w:b/>
-                <w:sz w:val="28"/>
-                <w:szCs w:val="28"/>
-                <w:lang w:val="en-IN"/>
-              </w:rPr>
-              <w:t>TS 1.4.4</w:t>
-            </w:r>
-            <w:r>
-              <w:rPr>
-                <w:rFonts w:cs="Arial"/>
-                <w:b/>
-                <w:sz w:val="28"/>
-                <w:szCs w:val="28"/>
-                <w:lang w:val="en-IN"/>
-              </w:rPr>
-              <w:t>5</w:t>
-            </w:r>
-            <w:r>
-              <w:rPr>
-                <w:rFonts w:cs="Arial"/>
-                <w:b/>
-                <w:sz w:val="28"/>
-                <w:szCs w:val="28"/>
-                <w:lang w:val="en-IN"/>
-              </w:rPr>
-              <w:t>.</w:t>
-            </w:r>
-            <w:r>
-              <w:rPr>
-                <w:rFonts w:cs="Arial"/>
-                <w:b/>
-                <w:sz w:val="28"/>
-                <w:szCs w:val="28"/>
-                <w:lang w:val="en-IN"/>
-              </w:rPr>
-              <w:t>3</w:t>
-            </w:r>
-            <w:r>
-              <w:rPr>
-                <w:rFonts w:cs="Arial"/>
-                <w:b/>
-                <w:sz w:val="28"/>
-                <w:szCs w:val="28"/>
-                <w:lang w:val="en-IN"/>
-              </w:rPr>
-              <w:t xml:space="preserve"> – </w:t>
-            </w:r>
-            <w:r>
-              <w:rPr>
-                <w:rFonts w:cs="Arial"/>
-                <w:b/>
-                <w:sz w:val="28"/>
-                <w:szCs w:val="28"/>
-                <w:lang w:val="en-IN"/>
-              </w:rPr>
-              <w:t>Vaakyam</w:t>
+              </w:rPr>
+            </w:pPr>
+            <w:r>
+              <w:rPr>
+                <w:rFonts w:cs="Arial"/>
+                <w:b/>
+                <w:sz w:val="28"/>
+                <w:szCs w:val="28"/>
+              </w:rPr>
+              <w:t>TS 1.4.</w:t>
+            </w:r>
+            <w:r>
+              <w:rPr>
+                <w:rFonts w:cs="Arial"/>
+                <w:b/>
+                <w:sz w:val="28"/>
+                <w:szCs w:val="28"/>
+              </w:rPr>
+              <w:t xml:space="preserve">44.1 </w:t>
+            </w:r>
+            <w:r>
+              <w:rPr>
+                <w:rFonts w:cs="Arial"/>
+                <w:b/>
+                <w:sz w:val="28"/>
+                <w:szCs w:val="28"/>
+              </w:rPr>
+              <w:t xml:space="preserve">– </w:t>
+            </w:r>
+            <w:r>
+              <w:rPr>
+                <w:rFonts w:cs="Arial"/>
+                <w:b/>
+                <w:sz w:val="28"/>
+                <w:szCs w:val="28"/>
+              </w:rPr>
+              <w:t>Padam</w:t>
             </w:r>
           </w:p>
           <w:p>
@@ -1575,38 +1791,34 @@
                 <w:b/>
                 <w:sz w:val="28"/>
                 <w:szCs w:val="28"/>
-                <w:lang w:val="en-IN"/>
-              </w:rPr>
-            </w:pPr>
-            <w:r>
-              <w:rPr>
-                <w:rFonts w:cs="Arial"/>
-                <w:b/>
-                <w:sz w:val="28"/>
-                <w:szCs w:val="28"/>
-                <w:lang w:val="en-IN"/>
-              </w:rPr>
-              <w:t xml:space="preserve">Line </w:t>
-            </w:r>
-            <w:r>
-              <w:rPr>
-                <w:rFonts w:cs="Arial"/>
-                <w:b/>
-                <w:sz w:val="28"/>
-                <w:szCs w:val="28"/>
-                <w:lang w:val="en-IN"/>
-              </w:rPr>
-              <w:t xml:space="preserve">No. – </w:t>
-            </w:r>
-            <w:r>
-              <w:rPr>
-                <w:rFonts w:cs="Arial"/>
-                <w:b/>
-                <w:sz w:val="28"/>
-                <w:szCs w:val="28"/>
-                <w:lang w:val="en-IN"/>
-              </w:rPr>
-              <w:t>6</w:t>
+              </w:rPr>
+            </w:pPr>
+            <w:r>
+              <w:rPr>
+                <w:rFonts w:cs="Arial"/>
+                <w:b/>
+                <w:sz w:val="28"/>
+                <w:szCs w:val="28"/>
+              </w:rPr>
+              <w:t>Padam</w:t>
+            </w:r>
+            <w:r>
+              <w:rPr>
+                <w:rFonts w:cs="Arial"/>
+                <w:b/>
+                <w:sz w:val="28"/>
+                <w:szCs w:val="28"/>
+              </w:rPr>
+              <w:t xml:space="preserve"> No. – </w:t>
+            </w:r>
+            <w:r>
+              <w:rPr>
+                <w:rFonts w:cs="Arial"/>
+                <w:b/>
+                <w:sz w:val="28"/>
+                <w:szCs w:val="28"/>
+              </w:rPr>
+              <w:t>1</w:t>
             </w:r>
           </w:p>
           <w:p>
@@ -1621,38 +1833,25 @@
                 <w:b/>
                 <w:sz w:val="28"/>
                 <w:szCs w:val="28"/>
-                <w:lang w:val="en-IN"/>
-              </w:rPr>
-            </w:pPr>
-            <w:r>
-              <w:rPr>
-                <w:rFonts w:cs="Arial"/>
-                <w:b/>
-                <w:sz w:val="28"/>
-                <w:szCs w:val="28"/>
-                <w:lang w:val="en-IN"/>
-              </w:rPr>
-              <w:t xml:space="preserve">Panchaati No. - </w:t>
-            </w:r>
-            <w:r>
-              <w:rPr>
-                <w:rFonts w:cs="Arial"/>
-                <w:b/>
-                <w:sz w:val="28"/>
-                <w:szCs w:val="28"/>
-                <w:lang w:val="en-IN"/>
-              </w:rPr>
-              <w:t>5</w:t>
-            </w:r>
-            <w:r>
-              <w:rPr>
-                <w:rFonts w:cs="Arial"/>
-                <w:b/>
-                <w:sz w:val="28"/>
-                <w:szCs w:val="28"/>
-                <w:lang w:val="en-IN"/>
-              </w:rPr>
-              <w:t>1</w:t>
+              </w:rPr>
+            </w:pPr>
+            <w:r>
+              <w:rPr>
+                <w:rFonts w:cs="Arial"/>
+                <w:b/>
+                <w:sz w:val="28"/>
+                <w:szCs w:val="28"/>
+              </w:rPr>
+              <w:t xml:space="preserve">Panchaati No. </w:t>
+            </w:r>
+            <w:r>
+              <w:rPr>
+                <w:rFonts w:cs="Arial"/>
+                <w:b/>
+                <w:sz w:val="28"/>
+                <w:szCs w:val="28"/>
+              </w:rPr>
+              <w:t>- 46</w:t>
             </w:r>
           </w:p>
         </w:tc>
@@ -1684,32 +1883,18 @@
               <w:rPr>
                 <w:rFonts w:ascii="BRH Malayalam Extra" w:hAnsi="BRH Malayalam Extra" w:cs="BRH Malayalam Extra"/>
                 <w:sz w:val="40"/>
-                <w:szCs w:val="36"/>
-              </w:rPr>
-              <w:t>¥Z¥Rx— „</w:t>
-            </w:r>
-            <w:r>
-              <w:rPr>
-                <w:rFonts w:ascii="BRH Malayalam Extra" w:hAnsi="BRH Malayalam Extra" w:cs="BRH Malayalam Extra"/>
-                <w:sz w:val="40"/>
-                <w:szCs w:val="36"/>
+                <w:szCs w:val="40"/>
                 <w:highlight w:val="yellow"/>
-              </w:rPr>
-              <w:t>sy</w:t>
-            </w:r>
-            <w:r>
-              <w:rPr>
-                <w:rFonts w:ascii="BRH Malayalam Extra" w:hAnsi="BRH Malayalam Extra" w:cs="BRH Malayalam Extra"/>
-                <w:sz w:val="40"/>
-                <w:szCs w:val="36"/>
-              </w:rPr>
-              <w:t xml:space="preserve"> ¥Z¥Rx</w:t>
+                <w:lang w:val="en-IN" w:eastAsia="en-IN"/>
+              </w:rPr>
+              <w:t>c</w:t>
             </w:r>
             <w:r>
               <w:rPr>
                 <w:rFonts w:ascii="BRH Malayalam Extra" w:hAnsi="BRH Malayalam Extra" w:cs="BRH Malayalam Extra"/>
                 <w:sz w:val="34"/>
-                <w:szCs w:val="36"/>
+                <w:szCs w:val="40"/>
+                <w:lang w:val="en-IN" w:eastAsia="en-IN"/>
               </w:rPr>
               <w:t>–</w:t>
             </w:r>
@@ -1717,9 +1902,48 @@
               <w:rPr>
                 <w:rFonts w:ascii="BRH Malayalam Extra" w:hAnsi="BRH Malayalam Extra" w:cs="BRH Malayalam Extra"/>
                 <w:sz w:val="40"/>
-                <w:szCs w:val="36"/>
-              </w:rPr>
-              <w:t xml:space="preserve"> ijy</w:t>
+                <w:szCs w:val="40"/>
+                <w:lang w:val="en-IN" w:eastAsia="en-IN"/>
+              </w:rPr>
+              <w:t>Z</w:t>
+            </w:r>
+            <w:bookmarkStart w:id="0" w:name="_Hlk120466489"/>
+            <w:r>
+              <w:rPr>
+                <w:rFonts w:ascii="BRH Malayalam Extra" w:hAnsi="BRH Malayalam Extra" w:cs="BRH Malayalam Extra"/>
+                <w:sz w:val="40"/>
+                <w:szCs w:val="40"/>
+                <w:lang w:val="en-IN" w:eastAsia="en-IN"/>
+              </w:rPr>
+              <w:t>x</w:t>
+            </w:r>
+            <w:bookmarkEnd w:id="0"/>
+            <w:r>
+              <w:rPr>
+                <w:rFonts w:ascii="BRH Malayalam Extra" w:hAnsi="BRH Malayalam Extra" w:cs="BRH Malayalam Extra"/>
+                <w:sz w:val="40"/>
+                <w:szCs w:val="40"/>
+                <w:lang w:val="en-IN" w:eastAsia="en-IN"/>
+              </w:rPr>
+              <w:t xml:space="preserve"> | kx</w:t>
+            </w:r>
+            <w:r>
+              <w:rPr>
+                <w:rFonts w:ascii="BRH Malayalam Extra" w:hAnsi="BRH Malayalam Extra" w:cs="BRH Malayalam Extra"/>
+                <w:sz w:val="34"/>
+                <w:szCs w:val="40"/>
+                <w:lang w:val="en-IN" w:eastAsia="en-IN"/>
+              </w:rPr>
+              <w:t>–</w:t>
+            </w:r>
+            <w:r>
+              <w:rPr>
+                <w:rFonts w:ascii="BRH Malayalam Extra" w:hAnsi="BRH Malayalam Extra" w:cs="BRH Malayalam Extra"/>
+                <w:sz w:val="40"/>
+                <w:szCs w:val="40"/>
+                <w:lang w:val="en-IN" w:eastAsia="en-IN"/>
+              </w:rPr>
+              <w:t>ZyJ |</w:t>
             </w:r>
           </w:p>
         </w:tc>
@@ -1747,24 +1971,18 @@
               <w:rPr>
                 <w:rFonts w:ascii="BRH Malayalam Extra" w:hAnsi="BRH Malayalam Extra" w:cs="BRH Malayalam Extra"/>
                 <w:sz w:val="40"/>
-                <w:szCs w:val="36"/>
-              </w:rPr>
-              <w:t>¥Z¥Rx— „</w:t>
-            </w:r>
-            <w:r>
-              <w:rPr>
-                <w:rFonts w:ascii="BRH Malayalam Extra" w:hAnsi="BRH Malayalam Extra" w:cs="BRH Malayalam Extra"/>
-                <w:sz w:val="40"/>
-                <w:szCs w:val="36"/>
+                <w:szCs w:val="40"/>
                 <w:highlight w:val="green"/>
-              </w:rPr>
-              <w:t>sy</w:t>
+                <w:lang w:val="en-IN" w:eastAsia="en-IN"/>
+              </w:rPr>
+              <w:t>cx</w:t>
             </w:r>
             <w:r>
               <w:rPr>
                 <w:rFonts w:ascii="BRH Malayalam Extra" w:hAnsi="BRH Malayalam Extra" w:cs="BRH Malayalam Extra"/>
                 <w:sz w:val="34"/>
-                <w:szCs w:val="36"/>
+                <w:szCs w:val="40"/>
+                <w:lang w:val="en-IN" w:eastAsia="en-IN"/>
               </w:rPr>
               <w:t>–</w:t>
             </w:r>
@@ -1772,15 +1990,17 @@
               <w:rPr>
                 <w:rFonts w:ascii="BRH Malayalam Extra" w:hAnsi="BRH Malayalam Extra" w:cs="BRH Malayalam Extra"/>
                 <w:sz w:val="40"/>
-                <w:szCs w:val="36"/>
-              </w:rPr>
-              <w:t xml:space="preserve"> ¥Z¥Rx</w:t>
+                <w:szCs w:val="40"/>
+                <w:lang w:val="en-IN" w:eastAsia="en-IN"/>
+              </w:rPr>
+              <w:t>Zx | kx</w:t>
             </w:r>
             <w:r>
               <w:rPr>
                 <w:rFonts w:ascii="BRH Malayalam Extra" w:hAnsi="BRH Malayalam Extra" w:cs="BRH Malayalam Extra"/>
                 <w:sz w:val="34"/>
-                <w:szCs w:val="36"/>
+                <w:szCs w:val="40"/>
+                <w:lang w:val="en-IN" w:eastAsia="en-IN"/>
               </w:rPr>
               <w:t>–</w:t>
             </w:r>
@@ -1788,9 +2008,10 @@
               <w:rPr>
                 <w:rFonts w:ascii="BRH Malayalam Extra" w:hAnsi="BRH Malayalam Extra" w:cs="BRH Malayalam Extra"/>
                 <w:sz w:val="40"/>
-                <w:szCs w:val="36"/>
-              </w:rPr>
-              <w:t xml:space="preserve"> ijy</w:t>
+                <w:szCs w:val="40"/>
+                <w:lang w:val="en-IN" w:eastAsia="en-IN"/>
+              </w:rPr>
+              <w:t>ZyJ |</w:t>
             </w:r>
           </w:p>
         </w:tc>
@@ -1816,7 +2037,7 @@
           <w:szCs w:val="32"/>
           <w:u w:val="single"/>
         </w:rPr>
-        <w:t>==============</w:t>
+        <w:t>===============</w:t>
       </w:r>
     </w:p>
     <w:p>
@@ -1857,58 +2078,6 @@
           <w:u w:val="single"/>
         </w:rPr>
       </w:pPr>
-    </w:p>
-    <w:p>
-      <w:pPr>
-        <w:spacing w:before="0" w:line="240" w:lineRule="auto"/>
-        <w:jc w:val="center"/>
-        <w:rPr>
-          <w:b/>
-          <w:bCs/>
-          <w:sz w:val="32"/>
-          <w:szCs w:val="32"/>
-          <w:u w:val="single"/>
-        </w:rPr>
-      </w:pPr>
-    </w:p>
-    <w:p>
-      <w:pPr>
-        <w:spacing w:before="0" w:line="240" w:lineRule="auto"/>
-        <w:jc w:val="center"/>
-        <w:rPr>
-          <w:b/>
-          <w:bCs/>
-          <w:sz w:val="32"/>
-          <w:szCs w:val="32"/>
-          <w:u w:val="single"/>
-        </w:rPr>
-      </w:pPr>
-    </w:p>
-    <w:p>
-      <w:pPr>
-        <w:spacing w:before="0" w:line="240" w:lineRule="auto"/>
-        <w:jc w:val="center"/>
-        <w:rPr>
-          <w:b/>
-          <w:bCs/>
-          <w:sz w:val="32"/>
-          <w:szCs w:val="32"/>
-          <w:u w:val="single"/>
-        </w:rPr>
-      </w:pPr>
-    </w:p>
-    <w:p>
-      <w:pPr>
-        <w:spacing w:before="0" w:line="240" w:lineRule="auto"/>
-        <w:jc w:val="center"/>
-        <w:rPr>
-          <w:b/>
-          <w:bCs/>
-          <w:sz w:val="32"/>
-          <w:szCs w:val="32"/>
-          <w:u w:val="single"/>
-        </w:rPr>
-      </w:pPr>
       <w:r>
         <w:rPr>
           <w:b/>
@@ -1997,7 +2166,7 @@
           <w:szCs w:val="32"/>
           <w:u w:val="single"/>
         </w:rPr>
-        <w:t>31st Oct 2023</w:t>
+        <w:t>31st August 2022</w:t>
       </w:r>
     </w:p>
     <w:p>
@@ -2197,7 +2366,7 @@
                 <w:sz w:val="28"/>
                 <w:szCs w:val="28"/>
               </w:rPr>
-              <w:t xml:space="preserve">44.1 </w:t>
+              <w:t xml:space="preserve">2.1 </w:t>
             </w:r>
             <w:r>
               <w:rPr>
@@ -2215,7 +2384,7 @@
                 <w:sz w:val="28"/>
                 <w:szCs w:val="28"/>
               </w:rPr>
-              <w:t>Padam</w:t>
+              <w:t>Vaakyam</w:t>
             </w:r>
           </w:p>
           <w:p>
@@ -2239,7 +2408,7 @@
                 <w:sz w:val="28"/>
                 <w:szCs w:val="28"/>
               </w:rPr>
-              <w:t>Padam</w:t>
+              <w:t>Line</w:t>
             </w:r>
             <w:r>
               <w:rPr>
@@ -2257,7 +2426,7 @@
                 <w:sz w:val="28"/>
                 <w:szCs w:val="28"/>
               </w:rPr>
-              <w:t>1</w:t>
+              <w:t>6</w:t>
             </w:r>
           </w:p>
           <w:p>
@@ -2290,7 +2459,7 @@
                 <w:sz w:val="28"/>
                 <w:szCs w:val="28"/>
               </w:rPr>
-              <w:t>- 46</w:t>
+              <w:t>- 3</w:t>
             </w:r>
           </w:p>
         </w:tc>
@@ -2322,18 +2491,25 @@
               <w:rPr>
                 <w:rFonts w:ascii="BRH Malayalam Extra" w:hAnsi="BRH Malayalam Extra" w:cs="BRH Malayalam Extra"/>
                 <w:sz w:val="40"/>
-                <w:szCs w:val="40"/>
+                <w:szCs w:val="36"/>
+              </w:rPr>
+              <w:t>Zûx s¡</w:t>
+            </w:r>
+            <w:r>
+              <w:rPr>
+                <w:rFonts w:ascii="BRH Malayalam Extra" w:hAnsi="BRH Malayalam Extra" w:cs="BRH Malayalam Extra"/>
+                <w:sz w:val="40"/>
+                <w:szCs w:val="36"/>
                 <w:highlight w:val="yellow"/>
-                <w:lang w:val="en-IN" w:eastAsia="en-IN"/>
-              </w:rPr>
-              <w:t>c</w:t>
+              </w:rPr>
+              <w:t>h</w:t>
             </w:r>
             <w:r>
               <w:rPr>
                 <w:rFonts w:ascii="BRH Malayalam Extra" w:hAnsi="BRH Malayalam Extra" w:cs="BRH Malayalam Extra"/>
                 <w:sz w:val="34"/>
-                <w:szCs w:val="40"/>
-                <w:lang w:val="en-IN" w:eastAsia="en-IN"/>
+                <w:szCs w:val="36"/>
+                <w:highlight w:val="yellow"/>
               </w:rPr>
               <w:t>–</w:t>
             </w:r>
@@ -2341,48 +2517,9 @@
               <w:rPr>
                 <w:rFonts w:ascii="BRH Malayalam Extra" w:hAnsi="BRH Malayalam Extra" w:cs="BRH Malayalam Extra"/>
                 <w:sz w:val="40"/>
-                <w:szCs w:val="40"/>
-                <w:lang w:val="en-IN" w:eastAsia="en-IN"/>
-              </w:rPr>
-              <w:t>Z</w:t>
-            </w:r>
-            <w:bookmarkStart w:id="0" w:name="_Hlk120466489"/>
-            <w:r>
-              <w:rPr>
-                <w:rFonts w:ascii="BRH Malayalam Extra" w:hAnsi="BRH Malayalam Extra" w:cs="BRH Malayalam Extra"/>
-                <w:sz w:val="40"/>
-                <w:szCs w:val="40"/>
-                <w:lang w:val="en-IN" w:eastAsia="en-IN"/>
-              </w:rPr>
-              <w:t>x</w:t>
-            </w:r>
-            <w:bookmarkEnd w:id="0"/>
-            <w:r>
-              <w:rPr>
-                <w:rFonts w:ascii="BRH Malayalam Extra" w:hAnsi="BRH Malayalam Extra" w:cs="BRH Malayalam Extra"/>
-                <w:sz w:val="40"/>
-                <w:szCs w:val="40"/>
-                <w:lang w:val="en-IN" w:eastAsia="en-IN"/>
-              </w:rPr>
-              <w:t xml:space="preserve"> | kx</w:t>
-            </w:r>
-            <w:r>
-              <w:rPr>
-                <w:rFonts w:ascii="BRH Malayalam Extra" w:hAnsi="BRH Malayalam Extra" w:cs="BRH Malayalam Extra"/>
-                <w:sz w:val="34"/>
-                <w:szCs w:val="40"/>
-                <w:lang w:val="en-IN" w:eastAsia="en-IN"/>
-              </w:rPr>
-              <w:t>–</w:t>
-            </w:r>
-            <w:r>
-              <w:rPr>
-                <w:rFonts w:ascii="BRH Malayalam Extra" w:hAnsi="BRH Malayalam Extra" w:cs="BRH Malayalam Extra"/>
-                <w:sz w:val="40"/>
-                <w:szCs w:val="40"/>
-                <w:lang w:val="en-IN" w:eastAsia="en-IN"/>
-              </w:rPr>
-              <w:t>ZyJ |</w:t>
+                <w:szCs w:val="36"/>
+              </w:rPr>
+              <w:t>pJ s¢kõx—j</w:t>
             </w:r>
           </w:p>
         </w:tc>
@@ -2410,18 +2547,25 @@
               <w:rPr>
                 <w:rFonts w:ascii="BRH Malayalam Extra" w:hAnsi="BRH Malayalam Extra" w:cs="BRH Malayalam Extra"/>
                 <w:sz w:val="40"/>
-                <w:szCs w:val="40"/>
+                <w:szCs w:val="36"/>
+              </w:rPr>
+              <w:t>Zûx s¡h</w:t>
+            </w:r>
+            <w:r>
+              <w:rPr>
+                <w:rFonts w:ascii="BRH Malayalam Extra" w:hAnsi="BRH Malayalam Extra" w:cs="BRH Malayalam Extra"/>
+                <w:sz w:val="40"/>
+                <w:szCs w:val="36"/>
                 <w:highlight w:val="green"/>
-                <w:lang w:val="en-IN" w:eastAsia="en-IN"/>
-              </w:rPr>
-              <w:t>cx</w:t>
+              </w:rPr>
+              <w:t>p</w:t>
             </w:r>
             <w:r>
               <w:rPr>
                 <w:rFonts w:ascii="BRH Malayalam Extra" w:hAnsi="BRH Malayalam Extra" w:cs="BRH Malayalam Extra"/>
                 <w:sz w:val="34"/>
-                <w:szCs w:val="40"/>
-                <w:lang w:val="en-IN" w:eastAsia="en-IN"/>
+                <w:szCs w:val="36"/>
+                <w:highlight w:val="green"/>
               </w:rPr>
               <w:t>–</w:t>
             </w:r>
@@ -2429,28 +2573,18 @@
               <w:rPr>
                 <w:rFonts w:ascii="BRH Malayalam Extra" w:hAnsi="BRH Malayalam Extra" w:cs="BRH Malayalam Extra"/>
                 <w:sz w:val="40"/>
-                <w:szCs w:val="40"/>
-                <w:lang w:val="en-IN" w:eastAsia="en-IN"/>
-              </w:rPr>
-              <w:t>Zx | kx</w:t>
-            </w:r>
-            <w:r>
-              <w:rPr>
-                <w:rFonts w:ascii="BRH Malayalam Extra" w:hAnsi="BRH Malayalam Extra" w:cs="BRH Malayalam Extra"/>
-                <w:sz w:val="34"/>
-                <w:szCs w:val="40"/>
-                <w:lang w:val="en-IN" w:eastAsia="en-IN"/>
-              </w:rPr>
-              <w:t>–</w:t>
-            </w:r>
-            <w:r>
-              <w:rPr>
-                <w:rFonts w:ascii="BRH Malayalam Extra" w:hAnsi="BRH Malayalam Extra" w:cs="BRH Malayalam Extra"/>
-                <w:sz w:val="40"/>
-                <w:szCs w:val="40"/>
-                <w:lang w:val="en-IN" w:eastAsia="en-IN"/>
-              </w:rPr>
-              <w:t>ZyJ |</w:t>
+                <w:szCs w:val="36"/>
+                <w:highlight w:val="green"/>
+              </w:rPr>
+              <w:t>J</w:t>
+            </w:r>
+            <w:r>
+              <w:rPr>
+                <w:rFonts w:ascii="BRH Malayalam Extra" w:hAnsi="BRH Malayalam Extra" w:cs="BRH Malayalam Extra"/>
+                <w:sz w:val="40"/>
+                <w:szCs w:val="36"/>
+              </w:rPr>
+              <w:t xml:space="preserve"> s¢kõx—j</w:t>
             </w:r>
           </w:p>
         </w:tc>
@@ -2517,542 +2651,6 @@
           <w:u w:val="single"/>
         </w:rPr>
       </w:pPr>
-      <w:r>
-        <w:rPr>
-          <w:b/>
-          <w:bCs/>
-          <w:sz w:val="32"/>
-          <w:szCs w:val="32"/>
-          <w:u w:val="single"/>
-        </w:rPr>
-        <w:t xml:space="preserve">TS Pada Paatam </w:t>
-      </w:r>
-      <w:r>
-        <w:rPr>
-          <w:b/>
-          <w:bCs/>
-          <w:sz w:val="32"/>
-          <w:szCs w:val="32"/>
-          <w:u w:val="single"/>
-        </w:rPr>
-        <w:t>– TS 1</w:t>
-      </w:r>
-      <w:r>
-        <w:rPr>
-          <w:b/>
-          <w:bCs/>
-          <w:sz w:val="32"/>
-          <w:szCs w:val="32"/>
-          <w:u w:val="single"/>
-        </w:rPr>
-        <w:t>.4</w:t>
-      </w:r>
-      <w:r>
-        <w:rPr>
-          <w:b/>
-          <w:bCs/>
-          <w:sz w:val="32"/>
-          <w:szCs w:val="32"/>
-          <w:u w:val="single"/>
-        </w:rPr>
-        <w:t xml:space="preserve"> </w:t>
-      </w:r>
-      <w:r>
-        <w:rPr>
-          <w:b/>
-          <w:bCs/>
-          <w:sz w:val="32"/>
-          <w:szCs w:val="32"/>
-          <w:u w:val="single"/>
-        </w:rPr>
-        <w:t>Malayalam</w:t>
-      </w:r>
-      <w:r>
-        <w:rPr>
-          <w:b/>
-          <w:bCs/>
-          <w:sz w:val="32"/>
-          <w:szCs w:val="32"/>
-          <w:u w:val="single"/>
-        </w:rPr>
-        <w:t xml:space="preserve"> Corrections –</w:t>
-      </w:r>
-      <w:r>
-        <w:rPr>
-          <w:b/>
-          <w:bCs/>
-          <w:sz w:val="32"/>
-          <w:szCs w:val="32"/>
-          <w:u w:val="single"/>
-        </w:rPr>
-        <w:t xml:space="preserve"> </w:t>
-      </w:r>
-      <w:r>
-        <w:rPr>
-          <w:b/>
-          <w:bCs/>
-          <w:sz w:val="32"/>
-          <w:szCs w:val="32"/>
-          <w:u w:val="single"/>
-        </w:rPr>
-        <w:t xml:space="preserve">Observed till </w:t>
-      </w:r>
-      <w:r>
-        <w:rPr>
-          <w:b/>
-          <w:bCs/>
-          <w:sz w:val="32"/>
-          <w:szCs w:val="32"/>
-          <w:u w:val="single"/>
-        </w:rPr>
-        <w:t>31st August 2022</w:t>
-      </w:r>
-    </w:p>
-    <w:p>
-      <w:pPr>
-        <w:spacing w:before="0" w:line="240" w:lineRule="auto"/>
-        <w:jc w:val="center"/>
-        <w:rPr>
-          <w:bCs/>
-          <w:sz w:val="32"/>
-          <w:szCs w:val="32"/>
-        </w:rPr>
-      </w:pPr>
-      <w:r>
-        <w:rPr>
-          <w:bCs/>
-          <w:sz w:val="32"/>
-          <w:szCs w:val="32"/>
-        </w:rPr>
-        <w:t>(ignore those which are already incorporated in your book’s version and date)</w:t>
-      </w:r>
-    </w:p>
-    <w:tbl>
-      <w:tblPr>
-        <w:tblW w:w="13575" w:type="dxa"/>
-        <w:tblBorders>
-          <w:top w:val="single" w:sz="4" w:space="0" w:color="000000"/>
-          <w:left w:val="single" w:sz="4" w:space="0" w:color="000000"/>
-          <w:bottom w:val="single" w:sz="4" w:space="0" w:color="000000"/>
-          <w:right w:val="single" w:sz="4" w:space="0" w:color="000000"/>
-          <w:insideH w:val="single" w:sz="4" w:space="0" w:color="000000"/>
-          <w:insideV w:val="single" w:sz="4" w:space="0" w:color="000000"/>
-        </w:tblBorders>
-        <w:tblLook w:val="04A0" w:firstRow="1" w:lastRow="0" w:firstColumn="1" w:lastColumn="0" w:noHBand="0" w:noVBand="1"/>
-      </w:tblPr>
-      <w:tblGrid>
-        <w:gridCol w:w="3310"/>
-        <w:gridCol w:w="5162"/>
-        <w:gridCol w:w="5103"/>
-      </w:tblGrid>
-      <w:tr>
-        <w:tc>
-          <w:tcPr>
-            <w:tcW w:w="3310" w:type="dxa"/>
-          </w:tcPr>
-          <w:p>
-            <w:pPr>
-              <w:spacing w:before="0" w:line="240" w:lineRule="auto"/>
-              <w:jc w:val="center"/>
-              <w:rPr>
-                <w:sz w:val="32"/>
-                <w:szCs w:val="32"/>
-              </w:rPr>
-            </w:pPr>
-            <w:r>
-              <w:rPr>
-                <w:sz w:val="32"/>
-                <w:szCs w:val="32"/>
-              </w:rPr>
-              <w:t>Section, Paragraph</w:t>
-            </w:r>
-          </w:p>
-          <w:p>
-            <w:pPr>
-              <w:spacing w:before="0" w:line="240" w:lineRule="auto"/>
-              <w:jc w:val="center"/>
-              <w:rPr>
-                <w:sz w:val="32"/>
-                <w:szCs w:val="32"/>
-              </w:rPr>
-            </w:pPr>
-            <w:r>
-              <w:rPr>
-                <w:sz w:val="32"/>
-                <w:szCs w:val="32"/>
-              </w:rPr>
-              <w:lastRenderedPageBreak/>
-              <w:t>Reference</w:t>
-            </w:r>
-          </w:p>
-        </w:tc>
-        <w:tc>
-          <w:tcPr>
-            <w:tcW w:w="5162" w:type="dxa"/>
-          </w:tcPr>
-          <w:p>
-            <w:pPr>
-              <w:spacing w:before="0" w:line="240" w:lineRule="auto"/>
-              <w:jc w:val="center"/>
-              <w:rPr>
-                <w:sz w:val="32"/>
-                <w:szCs w:val="32"/>
-              </w:rPr>
-            </w:pPr>
-            <w:r>
-              <w:rPr>
-                <w:sz w:val="32"/>
-                <w:szCs w:val="32"/>
-              </w:rPr>
-              <w:lastRenderedPageBreak/>
-              <w:t>As Printed</w:t>
-            </w:r>
-          </w:p>
-        </w:tc>
-        <w:tc>
-          <w:tcPr>
-            <w:tcW w:w="5103" w:type="dxa"/>
-          </w:tcPr>
-          <w:p>
-            <w:pPr>
-              <w:spacing w:before="0" w:line="240" w:lineRule="auto"/>
-              <w:ind w:right="-18"/>
-              <w:jc w:val="center"/>
-              <w:rPr>
-                <w:sz w:val="32"/>
-                <w:szCs w:val="32"/>
-              </w:rPr>
-            </w:pPr>
-            <w:r>
-              <w:rPr>
-                <w:sz w:val="32"/>
-                <w:szCs w:val="32"/>
-              </w:rPr>
-              <w:t>To be read as or corrected as</w:t>
-            </w:r>
-          </w:p>
-        </w:tc>
-      </w:tr>
-    </w:tbl>
-    <w:p>
-      <w:pPr>
-        <w:spacing w:before="0" w:line="240" w:lineRule="auto"/>
-        <w:ind w:left="792"/>
-        <w:rPr>
-          <w:vanish/>
-          <w:sz w:val="32"/>
-          <w:szCs w:val="32"/>
-        </w:rPr>
-      </w:pPr>
-    </w:p>
-    <w:tbl>
-      <w:tblPr>
-        <w:tblW w:w="13575" w:type="dxa"/>
-        <w:tblBorders>
-          <w:top w:val="single" w:sz="4" w:space="0" w:color="000000"/>
-          <w:left w:val="single" w:sz="4" w:space="0" w:color="000000"/>
-          <w:bottom w:val="single" w:sz="4" w:space="0" w:color="000000"/>
-          <w:right w:val="single" w:sz="4" w:space="0" w:color="000000"/>
-          <w:insideH w:val="single" w:sz="4" w:space="0" w:color="000000"/>
-          <w:insideV w:val="single" w:sz="4" w:space="0" w:color="000000"/>
-        </w:tblBorders>
-        <w:tblLook w:val="04A0" w:firstRow="1" w:lastRow="0" w:firstColumn="1" w:lastColumn="0" w:noHBand="0" w:noVBand="1"/>
-      </w:tblPr>
-      <w:tblGrid>
-        <w:gridCol w:w="3310"/>
-        <w:gridCol w:w="5162"/>
-        <w:gridCol w:w="5103"/>
-      </w:tblGrid>
-      <w:tr>
-        <w:trPr>
-          <w:trHeight w:val="1060"/>
-        </w:trPr>
-        <w:tc>
-          <w:tcPr>
-            <w:tcW w:w="3310" w:type="dxa"/>
-            <w:tcBorders>
-              <w:top w:val="single" w:sz="4" w:space="0" w:color="000000"/>
-              <w:left w:val="single" w:sz="4" w:space="0" w:color="000000"/>
-              <w:bottom w:val="single" w:sz="4" w:space="0" w:color="000000"/>
-              <w:right w:val="single" w:sz="4" w:space="0" w:color="000000"/>
-            </w:tcBorders>
-          </w:tcPr>
-          <w:p>
-            <w:pPr>
-              <w:widowControl w:val="0"/>
-              <w:autoSpaceDE w:val="0"/>
-              <w:autoSpaceDN w:val="0"/>
-              <w:adjustRightInd w:val="0"/>
-              <w:spacing w:before="0" w:line="240" w:lineRule="auto"/>
-              <w:rPr>
-                <w:rFonts w:cs="Arial"/>
-                <w:b/>
-                <w:sz w:val="28"/>
-                <w:szCs w:val="28"/>
-              </w:rPr>
-            </w:pPr>
-            <w:r>
-              <w:rPr>
-                <w:rFonts w:cs="Arial"/>
-                <w:b/>
-                <w:sz w:val="28"/>
-                <w:szCs w:val="28"/>
-              </w:rPr>
-              <w:t>TS 1.4.</w:t>
-            </w:r>
-            <w:r>
-              <w:rPr>
-                <w:rFonts w:cs="Arial"/>
-                <w:b/>
-                <w:sz w:val="28"/>
-                <w:szCs w:val="28"/>
-              </w:rPr>
-              <w:t xml:space="preserve">2.1 </w:t>
-            </w:r>
-            <w:r>
-              <w:rPr>
-                <w:rFonts w:cs="Arial"/>
-                <w:b/>
-                <w:sz w:val="28"/>
-                <w:szCs w:val="28"/>
-              </w:rPr>
-              <w:t xml:space="preserve">– </w:t>
-            </w:r>
-            <w:r>
-              <w:rPr>
-                <w:rFonts w:cs="Arial"/>
-                <w:b/>
-                <w:sz w:val="28"/>
-                <w:szCs w:val="28"/>
-              </w:rPr>
-              <w:t>Vaakyam</w:t>
-            </w:r>
-          </w:p>
-          <w:p>
-            <w:pPr>
-              <w:widowControl w:val="0"/>
-              <w:autoSpaceDE w:val="0"/>
-              <w:autoSpaceDN w:val="0"/>
-              <w:adjustRightInd w:val="0"/>
-              <w:spacing w:before="0" w:line="240" w:lineRule="auto"/>
-              <w:rPr>
-                <w:rFonts w:cs="Arial"/>
-                <w:b/>
-                <w:sz w:val="28"/>
-                <w:szCs w:val="28"/>
-              </w:rPr>
-            </w:pPr>
-            <w:r>
-              <w:rPr>
-                <w:rFonts w:cs="Arial"/>
-                <w:b/>
-                <w:sz w:val="28"/>
-                <w:szCs w:val="28"/>
-              </w:rPr>
-              <w:t>Line</w:t>
-            </w:r>
-            <w:r>
-              <w:rPr>
-                <w:rFonts w:cs="Arial"/>
-                <w:b/>
-                <w:sz w:val="28"/>
-                <w:szCs w:val="28"/>
-              </w:rPr>
-              <w:t xml:space="preserve"> No. – </w:t>
-            </w:r>
-            <w:r>
-              <w:rPr>
-                <w:rFonts w:cs="Arial"/>
-                <w:b/>
-                <w:sz w:val="28"/>
-                <w:szCs w:val="28"/>
-              </w:rPr>
-              <w:t>6</w:t>
-            </w:r>
-          </w:p>
-          <w:p>
-            <w:pPr>
-              <w:widowControl w:val="0"/>
-              <w:autoSpaceDE w:val="0"/>
-              <w:autoSpaceDN w:val="0"/>
-              <w:adjustRightInd w:val="0"/>
-              <w:spacing w:before="0" w:line="240" w:lineRule="auto"/>
-              <w:rPr>
-                <w:rFonts w:cs="Arial"/>
-                <w:b/>
-                <w:sz w:val="28"/>
-                <w:szCs w:val="28"/>
-              </w:rPr>
-            </w:pPr>
-            <w:r>
-              <w:rPr>
-                <w:rFonts w:cs="Arial"/>
-                <w:b/>
-                <w:sz w:val="28"/>
-                <w:szCs w:val="28"/>
-              </w:rPr>
-              <w:t xml:space="preserve">Panchaati No. </w:t>
-            </w:r>
-            <w:r>
-              <w:rPr>
-                <w:rFonts w:cs="Arial"/>
-                <w:b/>
-                <w:sz w:val="28"/>
-                <w:szCs w:val="28"/>
-              </w:rPr>
-              <w:t>- 3</w:t>
-            </w:r>
-          </w:p>
-        </w:tc>
-        <w:tc>
-          <w:tcPr>
-            <w:tcW w:w="5162" w:type="dxa"/>
-            <w:tcBorders>
-              <w:top w:val="single" w:sz="4" w:space="0" w:color="000000"/>
-              <w:left w:val="single" w:sz="4" w:space="0" w:color="000000"/>
-              <w:bottom w:val="single" w:sz="4" w:space="0" w:color="000000"/>
-              <w:right w:val="single" w:sz="4" w:space="0" w:color="000000"/>
-            </w:tcBorders>
-          </w:tcPr>
-          <w:p>
-            <w:pPr>
-              <w:widowControl w:val="0"/>
-              <w:autoSpaceDE w:val="0"/>
-              <w:autoSpaceDN w:val="0"/>
-              <w:adjustRightInd w:val="0"/>
-              <w:spacing w:before="0" w:line="240" w:lineRule="auto"/>
-              <w:rPr>
-                <w:rFonts w:ascii="BRH Malayalam Extra" w:hAnsi="BRH Malayalam Extra" w:cs="BRH Malayalam Extra"/>
-                <w:sz w:val="40"/>
-                <w:szCs w:val="40"/>
-                <w:lang w:val="en-IN" w:eastAsia="en-IN"/>
-              </w:rPr>
-            </w:pPr>
-            <w:r>
-              <w:rPr>
-                <w:rFonts w:ascii="BRH Malayalam Extra" w:hAnsi="BRH Malayalam Extra" w:cs="BRH Malayalam Extra"/>
-                <w:sz w:val="40"/>
-                <w:szCs w:val="36"/>
-              </w:rPr>
-              <w:t>Zûx s¡</w:t>
-            </w:r>
-            <w:r>
-              <w:rPr>
-                <w:rFonts w:ascii="BRH Malayalam Extra" w:hAnsi="BRH Malayalam Extra" w:cs="BRH Malayalam Extra"/>
-                <w:sz w:val="40"/>
-                <w:szCs w:val="36"/>
-                <w:highlight w:val="yellow"/>
-              </w:rPr>
-              <w:t>h</w:t>
-            </w:r>
-            <w:r>
-              <w:rPr>
-                <w:rFonts w:ascii="BRH Malayalam Extra" w:hAnsi="BRH Malayalam Extra" w:cs="BRH Malayalam Extra"/>
-                <w:sz w:val="34"/>
-                <w:szCs w:val="36"/>
-                <w:highlight w:val="yellow"/>
-              </w:rPr>
-              <w:t>–</w:t>
-            </w:r>
-            <w:r>
-              <w:rPr>
-                <w:rFonts w:ascii="BRH Malayalam Extra" w:hAnsi="BRH Malayalam Extra" w:cs="BRH Malayalam Extra"/>
-                <w:sz w:val="40"/>
-                <w:szCs w:val="36"/>
-              </w:rPr>
-              <w:t>pJ s¢kõx—j</w:t>
-            </w:r>
-          </w:p>
-        </w:tc>
-        <w:tc>
-          <w:tcPr>
-            <w:tcW w:w="5103" w:type="dxa"/>
-            <w:tcBorders>
-              <w:top w:val="single" w:sz="4" w:space="0" w:color="000000"/>
-              <w:left w:val="single" w:sz="4" w:space="0" w:color="000000"/>
-              <w:bottom w:val="single" w:sz="4" w:space="0" w:color="000000"/>
-              <w:right w:val="single" w:sz="4" w:space="0" w:color="000000"/>
-            </w:tcBorders>
-          </w:tcPr>
-          <w:p>
-            <w:pPr>
-              <w:spacing w:before="0" w:line="240" w:lineRule="auto"/>
-              <w:rPr>
-                <w:rFonts w:ascii="BRH Malayalam Extra" w:hAnsi="BRH Malayalam Extra" w:cs="BRH Malayalam Extra"/>
-                <w:sz w:val="40"/>
-                <w:szCs w:val="40"/>
-                <w:lang w:val="en-IN" w:eastAsia="en-IN"/>
-              </w:rPr>
-            </w:pPr>
-            <w:r>
-              <w:rPr>
-                <w:rFonts w:ascii="BRH Malayalam Extra" w:hAnsi="BRH Malayalam Extra" w:cs="BRH Malayalam Extra"/>
-                <w:sz w:val="40"/>
-                <w:szCs w:val="36"/>
-              </w:rPr>
-              <w:t>Zûx s¡h</w:t>
-            </w:r>
-            <w:r>
-              <w:rPr>
-                <w:rFonts w:ascii="BRH Malayalam Extra" w:hAnsi="BRH Malayalam Extra" w:cs="BRH Malayalam Extra"/>
-                <w:sz w:val="40"/>
-                <w:szCs w:val="36"/>
-                <w:highlight w:val="green"/>
-              </w:rPr>
-              <w:t>p</w:t>
-            </w:r>
-            <w:r>
-              <w:rPr>
-                <w:rFonts w:ascii="BRH Malayalam Extra" w:hAnsi="BRH Malayalam Extra" w:cs="BRH Malayalam Extra"/>
-                <w:sz w:val="34"/>
-                <w:szCs w:val="36"/>
-                <w:highlight w:val="green"/>
-              </w:rPr>
-              <w:t>–</w:t>
-            </w:r>
-            <w:r>
-              <w:rPr>
-                <w:rFonts w:ascii="BRH Malayalam Extra" w:hAnsi="BRH Malayalam Extra" w:cs="BRH Malayalam Extra"/>
-                <w:sz w:val="40"/>
-                <w:szCs w:val="36"/>
-                <w:highlight w:val="green"/>
-              </w:rPr>
-              <w:t>J</w:t>
-            </w:r>
-            <w:r>
-              <w:rPr>
-                <w:rFonts w:ascii="BRH Malayalam Extra" w:hAnsi="BRH Malayalam Extra" w:cs="BRH Malayalam Extra"/>
-                <w:sz w:val="40"/>
-                <w:szCs w:val="36"/>
-              </w:rPr>
-              <w:t xml:space="preserve"> s¢kõx—j</w:t>
-            </w:r>
-          </w:p>
-        </w:tc>
-      </w:tr>
-    </w:tbl>
-    <w:p>
-      <w:pPr>
-        <w:spacing w:before="0" w:line="240" w:lineRule="auto"/>
-        <w:jc w:val="center"/>
-        <w:rPr>
-          <w:b/>
-          <w:bCs/>
-          <w:sz w:val="32"/>
-          <w:szCs w:val="32"/>
-          <w:u w:val="single"/>
-        </w:rPr>
-      </w:pPr>
-      <w:r>
-        <w:rPr>
-          <w:b/>
-          <w:bCs/>
-          <w:sz w:val="32"/>
-          <w:szCs w:val="32"/>
-          <w:u w:val="single"/>
-        </w:rPr>
-        <w:t>===============</w:t>
-      </w:r>
     </w:p>
     <w:p>
       <w:pPr>
@@ -3105,45 +2703,6 @@
           <w:u w:val="single"/>
         </w:rPr>
       </w:pPr>
-    </w:p>
-    <w:p>
-      <w:pPr>
-        <w:spacing w:before="0" w:line="240" w:lineRule="auto"/>
-        <w:jc w:val="center"/>
-        <w:rPr>
-          <w:b/>
-          <w:bCs/>
-          <w:sz w:val="32"/>
-          <w:szCs w:val="32"/>
-          <w:u w:val="single"/>
-        </w:rPr>
-      </w:pPr>
-    </w:p>
-    <w:p>
-      <w:pPr>
-        <w:spacing w:before="0" w:line="240" w:lineRule="auto"/>
-        <w:jc w:val="center"/>
-        <w:rPr>
-          <w:b/>
-          <w:bCs/>
-          <w:sz w:val="32"/>
-          <w:szCs w:val="32"/>
-          <w:u w:val="single"/>
-        </w:rPr>
-      </w:pPr>
-    </w:p>
-    <w:p>
-      <w:pPr>
-        <w:spacing w:before="0" w:line="240" w:lineRule="auto"/>
-        <w:jc w:val="center"/>
-        <w:rPr>
-          <w:b/>
-          <w:bCs/>
-          <w:sz w:val="32"/>
-          <w:szCs w:val="32"/>
-          <w:u w:val="single"/>
-        </w:rPr>
-      </w:pPr>
       <w:r>
         <w:rPr>
           <w:b/>
@@ -3152,6 +2711,7 @@
           <w:szCs w:val="32"/>
           <w:u w:val="single"/>
         </w:rPr>
+        <w:lastRenderedPageBreak/>
         <w:t xml:space="preserve">TS Pada Paatam </w:t>
       </w:r>
       <w:r>
@@ -5009,6 +4569,7 @@
           <w:szCs w:val="32"/>
           <w:u w:val="single"/>
         </w:rPr>
+        <w:lastRenderedPageBreak/>
         <w:t xml:space="preserve">TS Pada Paatam </w:t>
       </w:r>
       <w:r>
@@ -6831,6 +6392,7 @@
                 <w:sz w:val="40"/>
                 <w:szCs w:val="36"/>
               </w:rPr>
+              <w:lastRenderedPageBreak/>
               <w:t>i¥t</w:t>
             </w:r>
             <w:r>
@@ -7968,7 +7530,6 @@
                 <w:sz w:val="28"/>
                 <w:szCs w:val="28"/>
               </w:rPr>
-              <w:lastRenderedPageBreak/>
               <w:t>TS 1.4.42.1</w:t>
             </w:r>
             <w:r>
@@ -8998,6 +8559,7 @@
                 <w:sz w:val="28"/>
                 <w:szCs w:val="28"/>
               </w:rPr>
+              <w:lastRenderedPageBreak/>
               <w:t>TS 1.4.45.</w:t>
             </w:r>
             <w:r>
@@ -10429,6 +9991,7 @@
                 <w:sz w:val="28"/>
                 <w:szCs w:val="32"/>
               </w:rPr>
+              <w:lastRenderedPageBreak/>
               <w:t>1.4.24.1 - Vaakyam</w:t>
             </w:r>
           </w:p>
@@ -11275,7 +10838,6 @@
                 <w:szCs w:val="36"/>
                 <w:lang w:eastAsia="en-IN" w:bidi="ml-IN"/>
               </w:rPr>
-              <w:lastRenderedPageBreak/>
               <w:t>1.4.45.1 (Padam)</w:t>
             </w:r>
           </w:p>
@@ -11788,6 +11350,7 @@
           <w:szCs w:val="32"/>
           <w:u w:val="single"/>
         </w:rPr>
+        <w:lastRenderedPageBreak/>
         <w:t>TS</w:t>
       </w:r>
       <w:r>
@@ -12487,7 +12050,6 @@
                 <w:bCs/>
                 <w:szCs w:val="24"/>
               </w:rPr>
-              <w:lastRenderedPageBreak/>
               <w:t>T.S.1.</w:t>
             </w:r>
             <w:r>
